--- a/en/wisdom-stories/shepherds-word.docx
+++ b/en/wisdom-stories/shepherds-word.docx
@@ -4,190 +4,97 @@
   <w:body>
     <w:p>
       <w:pPr>
-        <w:spacing w:before="0" w:after="60"/>
-        <w:jc w:val="left"/>
+        <w:pStyle w:val="Title"/>
       </w:pPr>
       <w:r>
-        <w:rPr>
-          <w:rFonts w:ascii="Arial" w:hAnsi="Arial" w:eastAsia="Arial"/>
-          <w:i w:val="0"/>
-          <w:color w:val="000000"/>
-          <w:sz w:val="52"/>
-        </w:rPr>
         <w:t>The Shepherd's Word</w:t>
       </w:r>
     </w:p>
     <w:p>
-      <w:pPr>
-        <w:jc w:val="left"/>
-      </w:pPr>
+      <w:pPr/>
       <w:r>
-        <w:rPr>
-          <w:rFonts w:ascii="Arial" w:hAnsi="Arial" w:eastAsia="Arial"/>
-          <w:i w:val="0"/>
-          <w:color w:val="000000"/>
-          <w:sz w:val="22"/>
-        </w:rPr>
         <w:t>Once upon a time, in a village, there lived a poor but honest shepherd named Hasan. One day, the village chief called him and said:</w:t>
       </w:r>
     </w:p>
     <w:p>
-      <w:pPr>
-        <w:jc w:val="left"/>
-      </w:pPr>
+      <w:pPr/>
       <w:r>
-        <w:rPr>
-          <w:rFonts w:ascii="Arial" w:hAnsi="Arial" w:eastAsia="Arial"/>
-          <w:i w:val="0"/>
-          <w:color w:val="000000"/>
-          <w:sz w:val="22"/>
-        </w:rPr>
-        <w:t>— Hey Hasan, I have heard that you are very familiar with the pastures of the mountains. I will entrust you with the herd this summer. If my animals return healthy and fat in the fall, I will give you a cow.</w:t>
+        <w:t>“Hasan, I hear you know the mountain pastures well. Look after my herd this summer. If the animals come back healthy and well fed, I’ll give you a cow.”</w:t>
+      </w:r>
+    </w:p>
+    <w:p>
+      <w:pPr/>
+      <w:r>
+        <w:t>Hasan agreed. All summer, through rain and sunshine, he tended the herd and kept watch at night. In the fall, he brought the animals home in excellent condition.</w:t>
       </w:r>
     </w:p>
     <w:p>
       <w:pPr>
-        <w:jc w:val="left"/>
+        <w:spacing w:after="80"/>
       </w:pPr>
       <w:r>
-        <w:rPr>
-          <w:rFonts w:ascii="Arial" w:hAnsi="Arial" w:eastAsia="Arial"/>
-          <w:i w:val="0"/>
-          <w:color w:val="000000"/>
-          <w:sz w:val="22"/>
-        </w:rPr>
-        <w:t>Hasan agreed. He grazed his herd all summer, rain or shine, and guarded it without blinking an eye at night. When fall came, the herd returned to the village fatter and healthier than before.</w:t>
+        <w:t>Hasan came to the chief, hoping to receive the promised cow. The chief smiled mockingly and said:</w:t>
+      </w:r>
+    </w:p>
+    <w:p>
+      <w:pPr/>
+      <w:r>
+        <w:t>“I never meant to give you a cow. I only said that to make you work harder. Besides, what would a poor man like you do with one?”</w:t>
       </w:r>
     </w:p>
     <w:p>
       <w:pPr>
-        <w:jc w:val="left"/>
+        <w:spacing w:after="80"/>
       </w:pPr>
       <w:r>
-        <w:rPr>
-          <w:rFonts w:ascii="Arial" w:hAnsi="Arial" w:eastAsia="Arial"/>
-          <w:i w:val="0"/>
-          <w:color w:val="000000"/>
-          <w:sz w:val="22"/>
-        </w:rPr>
-        <w:t>Hasan came to the chief, hoping to receive the promised cow. The chief smiled mockingly and said:</w:t>
+        <w:t>Hasan's eyes filled with tears. But he answered calmly and with dignity:</w:t>
+      </w:r>
+    </w:p>
+    <w:p>
+      <w:pPr/>
+      <w:r>
+        <w:t>“You’re right that I’m poor. But I have a conscience, and I keep my word. You may have money, but if your word has no value, you are poorer than I am.”</w:t>
       </w:r>
     </w:p>
     <w:p>
       <w:pPr>
-        <w:jc w:val="left"/>
+        <w:keepNext/>
       </w:pPr>
       <w:r>
-        <w:rPr>
-          <w:rFonts w:ascii="Arial" w:hAnsi="Arial" w:eastAsia="Arial"/>
-          <w:i w:val="0"/>
-          <w:color w:val="000000"/>
-          <w:sz w:val="22"/>
-        </w:rPr>
-        <w:t>— I had no intention of giving you a cow, that word was just said to encourage you to work. If you are already poor, what will you do with a cow?</w:t>
+        <w:t>The story spread through the village. People lost respect for the chief and avoided doing business with him. Too late, he learned that a person’s worth rests on integrity, not wealth or position.</w:t>
       </w:r>
     </w:p>
     <w:p>
       <w:pPr>
-        <w:jc w:val="left"/>
+        <w:keepNext/>
+        <w:keepLines/>
+        <w:spacing w:before="160" w:after="80"/>
       </w:pPr>
       <w:r>
         <w:rPr>
-          <w:rFonts w:ascii="Arial" w:hAnsi="Arial" w:eastAsia="Arial"/>
-          <w:i w:val="0"/>
-          <w:color w:val="000000"/>
-          <w:sz w:val="22"/>
+          <w:b/>
         </w:rPr>
-        <w:t>Hasan's eyes filled with tears. But he answered calmly and with dignity:</w:t>
+        <w:t>Moral:</w:t>
+      </w:r>
+      <w:r>
+        <w:t xml:space="preserve"> Our true wealth lies in an honest conscience and a word others can trust.</w:t>
       </w:r>
     </w:p>
     <w:p>
       <w:pPr>
-        <w:jc w:val="left"/>
+        <w:spacing w:after="80"/>
       </w:pPr>
       <w:r>
         <w:rPr>
-          <w:rFonts w:ascii="Arial" w:hAnsi="Arial" w:eastAsia="Arial"/>
-          <w:i w:val="0"/>
-          <w:color w:val="000000"/>
-          <w:sz w:val="22"/>
+          <w:i/>
+          <w:sz w:val="18"/>
         </w:rPr>
-        <w:t>— You are right, chief, I am poor. But I have a conscience and I am the master of my word. You may be rich, but if your word is worthless, then you are truly poor.</w:t>
-      </w:r>
-    </w:p>
-    <w:p>
-      <w:pPr>
-        <w:jc w:val="left"/>
-      </w:pPr>
-      <w:r>
-        <w:rPr>
-          <w:rFonts w:ascii="Arial" w:hAnsi="Arial" w:eastAsia="Arial"/>
-          <w:i w:val="0"/>
-          <w:color w:val="000000"/>
-          <w:sz w:val="22"/>
-        </w:rPr>
-        <w:t>These words spread from mouth to mouth in the village. The master's name fell out of respect, and people began to avoid doing business with him. But he understood, albeit late: the value of a person is determined not by his wealth or position, but by his loyalty to his word.</w:t>
-      </w:r>
-    </w:p>
-    <w:p>
-      <w:pPr>
-        <w:pStyle w:val="Moral"/>
-        <w:keepNext/>
-        <w:keepLines/>
-        <w:widowControl/>
-        <w:spacing w:before="240" w:after="180" w:line="283" w:lineRule="auto"/>
-        <w:ind w:left="240" w:right="240"/>
-        <w:jc w:val="left"/>
-        <w:pBdr>
-          <w:top w:val="single" w:sz="8" w:space="7" w:color="E8D59A"/>
-          <w:left w:val="single" w:sz="32" w:space="11" w:color="C6A23A"/>
-          <w:bottom w:val="single" w:sz="8" w:space="7" w:color="E8D59A"/>
-          <w:right w:val="single" w:sz="8" w:space="11" w:color="E8D59A"/>
-        </w:pBdr>
-        <w:shd w:val="clear" w:color="auto" w:fill="FFF8E1"/>
-      </w:pPr>
-      <w:r>
-        <w:rPr>
-          <w:rFonts w:ascii="Arial" w:hAnsi="Arial" w:eastAsia="Arial" w:cs="Arial"/>
-          <w:b/>
-          <w:i w:val="0"/>
-          <w:color w:val="9A7417"/>
-          <w:sz w:val="22"/>
-        </w:rPr>
-        <w:t xml:space="preserve">Moral: </w:t>
-      </w:r>
-      <w:r>
-        <w:rPr>
-          <w:rFonts w:ascii="Arial" w:hAnsi="Arial" w:eastAsia="Arial" w:cs="Arial"/>
-          <w:b w:val="0"/>
-          <w:i w:val="0"/>
-          <w:color w:val="3F3826"/>
-          <w:sz w:val="22"/>
-        </w:rPr>
-        <w:t>A person's true wealth is not his wealth, but his word, conscience, and trust.</w:t>
-      </w:r>
-    </w:p>
-    <w:p>
-      <w:pPr>
-        <w:keepLines/>
-        <w:widowControl/>
-        <w:spacing w:before="60" w:after="0" w:line="240" w:lineRule="auto"/>
-        <w:jc w:val="right"/>
-      </w:pPr>
-      <w:r>
-        <w:rPr>
-          <w:rFonts w:ascii="Arial" w:hAnsi="Arial" w:eastAsia="Arial" w:cs="Arial"/>
-          <w:b w:val="0"/>
-          <w:i/>
-          <w:color w:val="8A7950"/>
-          <w:sz w:val="17"/>
-        </w:rPr>
-        <w:t>The story was obtained from open Internet sources.</w:t>
+        <w:t>Source: Publicly available internet sources.</w:t>
       </w:r>
     </w:p>
     <w:sectPr>
       <w:pgSz w:w="12240" w:h="15840"/>
-      <w:pgMar w:top="1440" w:right="1440" w:bottom="1440" w:left="1440" w:header="708" w:footer="708" w:gutter="0"/>
+      <w:pgMar w:top="1080" w:right="1224" w:bottom="1080" w:left="1224" w:header="720" w:footer="720" w:gutter="0"/>
       <w:cols w:space="720"/>
       <w:docGrid w:linePitch="360"/>
     </w:sectPr>
@@ -559,12 +466,14 @@
     <w:qFormat/>
     <w:rsid w:val="00FC693F"/>
     <w:pPr>
-      <w:spacing w:before="0" w:after="160" w:line="276" w:lineRule="auto"/>
+      <w:widowControl/>
+      <w:spacing w:after="120" w:line="259" w:lineRule="auto"/>
     </w:pPr>
     <w:rPr>
-      <w:rFonts w:ascii="Arial" w:hAnsi="Arial" w:eastAsia="Arial"/>
+      <w:rFonts w:ascii="Arial" w:hAnsi="Arial"/>
       <w:color w:val="000000"/>
       <w:sz w:val="22"/>
+      <w:lang w:val="en-US"/>
     </w:rPr>
   </w:style>
   <w:style w:type="paragraph" w:styleId="Header">
@@ -908,18 +817,17 @@
     <w:qFormat/>
     <w:rsid w:val="00FC693F"/>
     <w:pPr>
-      <w:pBdr>
-        <w:bottom w:val="single" w:sz="8" w:space="4" w:color="4F81BD" w:themeColor="accent1"/>
-      </w:pBdr>
-      <w:spacing w:after="300" w:line="240" w:lineRule="auto"/>
+      <w:keepNext/>
+      <w:spacing w:after="280" w:line="240" w:lineRule="auto"/>
       <w:contextualSpacing/>
     </w:pPr>
     <w:rPr>
-      <w:rFonts w:asciiTheme="majorHAnsi" w:eastAsiaTheme="majorEastAsia" w:hAnsiTheme="majorHAnsi" w:cstheme="majorBidi"/>
-      <w:color w:val="17365D" w:themeColor="text2" w:themeShade="BF"/>
+      <w:rFonts w:asciiTheme="majorHAnsi" w:eastAsiaTheme="majorEastAsia" w:hAnsiTheme="majorHAnsi" w:cstheme="majorBidi" w:ascii="Arial" w:hAnsi="Arial"/>
+      <w:b/>
+      <w:color w:val="000000"/>
       <w:spacing w:val="5"/>
       <w:kern w:val="28"/>
-      <w:sz w:val="52"/>
+      <w:sz w:val="34"/>
       <w:szCs w:val="52"/>
     </w:rPr>
   </w:style>
@@ -1395,9 +1303,6 @@
     <w:qFormat/>
     <w:rsid w:val="00FC693F"/>
     <w:pPr>
-      <w:pBdr>
-        <w:bottom w:val="single" w:sz="4" w:space="4" w:color="4F81BD" w:themeColor="accent1"/>
-      </w:pBdr>
       <w:spacing w:before="200" w:after="280"/>
       <w:ind w:left="936" w:right="936"/>
     </w:pPr>
@@ -12248,18 +12153,6 @@
         <w:shd w:val="clear" w:color="auto" w:fill="FBCAA2" w:themeFill="accent6" w:themeFillTint="7F"/>
       </w:tcPr>
     </w:tblStylePr>
-  </w:style>
-  <w:style w:type="paragraph" w:customStyle="1" w:styleId="Moral">
-    <w:name w:val="Moral"/>
-    <w:basedOn w:val="Normal"/>
-    <w:pPr>
-      <w:spacing w:before="160" w:after="0" w:line="276" w:lineRule="auto"/>
-    </w:pPr>
-    <w:rPr>
-      <w:rFonts w:ascii="Arial" w:hAnsi="Arial" w:eastAsia="Arial"/>
-      <w:i/>
-      <w:sz w:val="22"/>
-    </w:rPr>
   </w:style>
 </w:styles>
 </file>

--- a/en/wisdom-stories/shepherds-word.docx
+++ b/en/wisdom-stories/shepherds-word.docx
@@ -13,19 +13,19 @@
     <w:p>
       <w:pPr/>
       <w:r>
-        <w:t>Once upon a time, in a village, there lived a poor but honest shepherd named Hasan. One day, the village chief called him and said:</w:t>
+        <w:t>Once upon a time, in a village, there lived a poor but honest shepherd named Hasan. One day, the village agha called him and said:</w:t>
       </w:r>
     </w:p>
     <w:p>
       <w:pPr/>
       <w:r>
-        <w:t>“Hasan, I hear you know the mountain pastures well. Look after my herd this summer. If the animals come back healthy and well fed, I’ll give you a cow.”</w:t>
+        <w:t>“Hasan, I hear you know the mountain pastures well. Look after my herd this summer. If in the autumn my animals come back healthy and well fed, I’ll give you a cow.”</w:t>
       </w:r>
     </w:p>
     <w:p>
       <w:pPr/>
       <w:r>
-        <w:t>Hasan agreed. All summer, through rain and sunshine, he tended the herd and kept watch at night. In the fall, he brought the animals home in excellent condition.</w:t>
+        <w:t>Hasan agreed. All summer, through rain and heat, he tended the herd and kept watch at night without closing his eyes. In the fall, he brought the animals home even fatter and healthier than before.</w:t>
       </w:r>
     </w:p>
     <w:p>
@@ -33,13 +33,13 @@
         <w:spacing w:after="80"/>
       </w:pPr>
       <w:r>
-        <w:t>Hasan came to the chief, hoping to receive the promised cow. The chief smiled mockingly and said:</w:t>
+        <w:t>Hasan came to the agha, hoping to receive the promised cow. The agha smiled mockingly and said:</w:t>
       </w:r>
     </w:p>
     <w:p>
       <w:pPr/>
       <w:r>
-        <w:t>“I never meant to give you a cow. I only said that to make you work harder. Besides, what would a poor man like you do with one?”</w:t>
+        <w:t>“I never meant to give you a cow. I only said that to motivate you to work. Besides, what would a poor man like you do with one?”</w:t>
       </w:r>
     </w:p>
     <w:p>
@@ -53,7 +53,7 @@
     <w:p>
       <w:pPr/>
       <w:r>
-        <w:t>“You’re right that I’m poor. But I have a conscience, and I keep my word. You may have money, but if your word has no value, you are poorer than I am.”</w:t>
+        <w:t>“You’re right that I’m poor. But I have a conscience, and I am the master of my word. You may have money, but if your word has no value, you are the one who is truly poor.”</w:t>
       </w:r>
     </w:p>
     <w:p>
@@ -61,7 +61,7 @@
         <w:keepNext/>
       </w:pPr>
       <w:r>
-        <w:t>The story spread through the village. People lost respect for the chief and avoided doing business with him. Too late, he learned that a person’s worth rests on integrity, not wealth or position.</w:t>
+        <w:t>The story spread through the village. People lost respect for the agha and avoided doing business with him. Too late, he learned that a person’s worth is set by loyalty to one’s word, not by wealth or position.</w:t>
       </w:r>
     </w:p>
     <w:p>
@@ -74,11 +74,9 @@
         <w:rPr>
           <w:b/>
         </w:rPr>
-        <w:t>Moral:</w:t>
+        <w:t>Moral: A person’s true wealth is not property, but his word, his conscience, and his trustworthiness.</w:t>
       </w:r>
-      <w:r>
-        <w:t xml:space="preserve"> Our true wealth lies in an honest conscience and a word others can trust.</w:t>
-      </w:r>
+      <w:r/>
     </w:p>
     <w:p>
       <w:pPr>
@@ -89,7 +87,7 @@
           <w:i/>
           <w:sz w:val="18"/>
         </w:rPr>
-        <w:t>Source: Publicly available internet sources.</w:t>
+        <w:t>Stories are taken from open Internet sources; illustrations were created with AI.</w:t>
       </w:r>
     </w:p>
     <w:sectPr>
